--- a/ibm4212/files/Study_Partner_Worked_Example_Aldi.docx
+++ b/ibm4212/files/Study_Partner_Worked_Example_Aldi.docx
@@ -468,7 +468,7 @@
         <w:pStyle w:val="ListNumber"/>
       </w:pPr>
       <w:r>
-        <w:t xml:space="preserve">Get two files ready: the </w:t>
+        <w:t xml:space="preserve">Get the files ready: the </w:t>
       </w:r>
       <w:r>
         <w:rPr>
@@ -477,16 +477,25 @@
         <w:t>Aldi case PDF</w:t>
       </w:r>
       <w:r>
-        <w:t xml:space="preserve"> (Canvas → Instant Access Complete) and the </w:t>
+        <w:t xml:space="preserve"> (Canvas → Instant Access Complete) and the textbook chapter(s) as </w:t>
       </w:r>
       <w:r>
         <w:rPr>
           <w:b/>
         </w:rPr>
-        <w:t>Marketing Principle #3 chapter, "All Competitors React"</w:t>
+        <w:t>text</w:t>
       </w:r>
       <w:r>
-        <w:t xml:space="preserve"> (the sustainable-competitive-advantage chapter of the course textbook; save it as a file you can attach).</w:t>
+        <w:t xml:space="preserve">. For Aldi that is Chapter 10, "Managing Sustainable Competitive Advantage" (Marketing Principle #3), and optionally the Chapter 2 Theory Spotlight "Resource-Based Theory," which is where VRIO lives. From the VitalSource e-textbook, copy the chapter text into a Word file and attach that. </w:t>
+      </w:r>
+      <w:r>
+        <w:rPr>
+          <w:b/>
+        </w:rPr>
+        <w:t>Do not attach VitalSource's printed PDF</w:t>
+      </w:r>
+      <w:r>
+        <w:t>: it is a stack of page images with no text layer, so the AI may see blank pages. Read the PDF yourself for the figures (Table 10.1, Figure 10.2).</w:t>
       </w:r>
     </w:p>
     <w:p>
@@ -494,16 +503,7 @@
         <w:pStyle w:val="ListNumber"/>
       </w:pPr>
       <w:r>
-        <w:t xml:space="preserve">Start a voice session in ChatGPT, attach </w:t>
-      </w:r>
-      <w:r>
-        <w:rPr>
-          <w:b/>
-        </w:rPr>
-        <w:t>both</w:t>
-      </w:r>
-      <w:r>
-        <w:t xml:space="preserve"> files with the + button, paste the prompt below in the same message, and send.</w:t>
+        <w:t>Start a voice session in ChatGPT, attach the case PDF and the chapter Word file(s) with the + button, paste the prompt below in the same message, and send.</w:t>
       </w:r>
     </w:p>
     <w:p>
@@ -512,6 +512,20 @@
       </w:pPr>
       <w:r>
         <w:t>Talk. Explain the concept back in your own words at least once before you stop.</w:t>
+      </w:r>
+    </w:p>
+    <w:p>
+      <w:r>
+        <w:t xml:space="preserve">The textbook files carry no printed page numbers in either format, which is why the prompt asks for </w:t>
+      </w:r>
+      <w:r>
+        <w:rPr>
+          <w:b/>
+        </w:rPr>
+        <w:t>section headings</w:t>
+      </w:r>
+      <w:r>
+        <w:t xml:space="preserve"> ("section Y"), not textbook pages. Case pages are still "case p. X."</w:t>
       </w:r>
     </w:p>
     <w:p>
@@ -531,12 +545,12 @@
           <w:i/>
           <w:sz w:val="19"/>
         </w:rPr>
-        <w:t>Be my study partner for the attached textbook chapter and the attached case, "Aldi and the Hard-Discounters' March Across America." Explain the chapter's idea of sustainable competitive advantage in two minutes. Then ask me how it applies to Aldi's SKU discipline and private labels, and push back on my answer. Point me to the case page as "case p. X" and the textbook section by its heading as "section Y." Do not discuss my homework questions; if I bring one up, tell me to save it for the graded session. When I say I have enough, stop.</w:t>
+        <w:t>Be my study partner for the attached textbook chapters (Chapter 10 on sustainable competitive advantage, and the Chapter 2 "Resource-Based Theory" spotlight on VRIO) and the attached case, "Aldi and the Hard-Discounters' March Across America." Explain the chapter's idea of sustainable competitive advantage in two minutes, including how VRIO relates to it. Then ask me how it applies to Aldi's SKU discipline and private labels, and push back on my answer. Point me to the case page as "case p. X" and the textbook section by its heading as "section Y" (the files have no page numbers). Do not discuss my homework questions; if I bring one up, tell me to save it for the graded session. When I say I have enough, stop.</w:t>
       </w:r>
     </w:p>
     <w:p>
       <w:r>
-        <w:t>To adapt it for another case: swap the case title, the chapter, and the one phrase after "how it applies to" (for Under Armour with the branding chapter: "how it applies to Under Armour's brand positioning against Nike").</w:t>
+        <w:t>To adapt it for another case: swap the case title, the chapter(s), and the one phrase after "how it applies to" (for Under Armour with the branding chapter: "how it applies to Under Armour's brand positioning against Nike").</w:t>
       </w:r>
     </w:p>
     <w:p>
@@ -691,9 +705,31 @@
     <w:p>
       <w:r>
         <w:rPr>
+          <w:b/>
+        </w:rPr>
+        <w:t>Study partner:</w:t>
+      </w:r>
+      <w:r>
+        <w:t xml:space="preserve"> Say the same thing in VRIO terms, from the Chapter 2 spotlight "Resource-Based Theory."</w:t>
+      </w:r>
+    </w:p>
+    <w:p>
+      <w:r>
+        <w:rPr>
+          <w:b/>
+        </w:rPr>
+        <w:t>Student:</w:t>
+      </w:r>
+      <w:r>
+        <w:t xml:space="preserve"> Valuable: the price gap and the quality, customers care (case p. 7). Rare: nobody else runs 1,400 SKUs at this scale except Lidl. Inimitable: partly, since Kroger copied the format (case p. 10). Organized: that is the real barrier. The SKU count, private labels, supplier terms, display-ready pallets, quarter-deposit carts, and the frugal culture in Exhibit 8 (case p. 9) only pay off together. Lidl copied the pieces and lost the O.</w:t>
+      </w:r>
+    </w:p>
+    <w:p>
+      <w:r>
+        <w:rPr>
           <w:i/>
         </w:rPr>
-        <w:t>Notice: the student now explains the concept back in their own words, with case evidence. This is the exit condition.</w:t>
+        <w:t>Notice: the student now explains the concept back in their own words, with case evidence, in both the chapter's language and VRIO's. This is the exit condition.</w:t>
       </w:r>
     </w:p>
     <w:p>
@@ -726,7 +762,7 @@
         <w:t>Study partner:</w:t>
       </w:r>
       <w:r>
-        <w:t xml:space="preserve"> Understood, stopping. If you reread anything: "Managing Competitive Reactions" for the three questions, Table 10.1 for the barriers, and the opening of "Managing Competitive Advantage: The BOR Equity Concept" for how the routes combine.</w:t>
+        <w:t xml:space="preserve"> Understood, stopping. If you reread anything: "Managing Competitive Reactions" for the three questions, Table 10.1 for the barriers, the opening of "Managing Competitive Advantage: The BOR Equity Concept" for how the routes combine, and the Chapter 2 spotlight "Resource-Based Theory" for VRIO.</w:t>
       </w:r>
     </w:p>
     <w:p>
@@ -759,7 +795,7 @@
         <w:t>your</w:t>
       </w:r>
       <w:r>
-        <w:t xml:space="preserve"> words: the three questions, the three routes, and what "hard to duplicate" means for a system of choices rather than a single feature.</w:t>
+        <w:t xml:space="preserve"> words: the three questions, the three routes, VRIO, and what "hard to duplicate" means for a system of choices rather than a single feature.</w:t>
       </w:r>
     </w:p>
     <w:p>
@@ -818,6 +854,11 @@
         <w:t>Chapter map (section headings to cite)</w:t>
       </w:r>
     </w:p>
+    <w:p>
+      <w:r>
+        <w:t>The textbook files have no page numbers, so cite the heading. Chapter 10 unless marked.</w:t>
+      </w:r>
+    </w:p>
     <w:tbl>
       <w:tblPr>
         <w:tblStyle w:val="TableGrid"/>
@@ -866,6 +907,82 @@
                 <w:sz w:val="19"/>
               </w:rPr>
               <w:t>Cite as</w:t>
+            </w:r>
+          </w:p>
+        </w:tc>
+      </w:tr>
+      <w:tr>
+        <w:tc>
+          <w:tcPr>
+            <w:tcW w:type="dxa" w:w="4968"/>
+          </w:tcPr>
+          <w:p>
+            <w:r>
+              <w:rPr>
+                <w:sz w:val="19"/>
+              </w:rPr>
+            </w:r>
+            <w:r>
+              <w:rPr>
+                <w:sz w:val="19"/>
+              </w:rPr>
+              <w:t>VRIO (valuable, rare, inimitable, organized); resource-based theory complements MP#3</w:t>
+            </w:r>
+          </w:p>
+        </w:tc>
+        <w:tc>
+          <w:tcPr>
+            <w:tcW w:type="dxa" w:w="4968"/>
+          </w:tcPr>
+          <w:p>
+            <w:r>
+              <w:rPr>
+                <w:sz w:val="19"/>
+              </w:rPr>
+            </w:r>
+            <w:r>
+              <w:rPr>
+                <w:sz w:val="19"/>
+              </w:rPr>
+              <w:t>Chapter 2, Theory Spotlight "Resource-Based Theory"</w:t>
+            </w:r>
+          </w:p>
+        </w:tc>
+      </w:tr>
+      <w:tr>
+        <w:tc>
+          <w:tcPr>
+            <w:tcW w:type="dxa" w:w="4968"/>
+          </w:tcPr>
+          <w:p>
+            <w:r>
+              <w:rPr>
+                <w:sz w:val="19"/>
+              </w:rPr>
+            </w:r>
+            <w:r>
+              <w:rPr>
+                <w:sz w:val="19"/>
+              </w:rPr>
+              <w:t>The four principles side by side; MP#3 in one page</w:t>
+            </w:r>
+          </w:p>
+        </w:tc>
+        <w:tc>
+          <w:tcPr>
+            <w:tcW w:type="dxa" w:w="4968"/>
+          </w:tcPr>
+          <w:p>
+            <w:r>
+              <w:rPr>
+                <w:sz w:val="19"/>
+              </w:rPr>
+            </w:r>
+            <w:r>
+              <w:rPr>
+                <w:sz w:val="19"/>
+              </w:rPr>
+              <w:t>Chapter 2, "Marketing Principle #3: All Competitors React"</w:t>
             </w:r>
           </w:p>
         </w:tc>
@@ -1110,7 +1227,7 @@
         <w:rPr>
           <w:i/>
         </w:rPr>
-        <w:t>SPOT policy: this worked example is semester-agnostic and updated in place. Change log: 2026-09-09 — created for the Wed Sep 9 Kindle Fire debrief demo (study-partner mode) and the Aldi cycle.</w:t>
+        <w:t>SPOT policy: this worked example is semester-agnostic and updated in place. Change log: 2026-09-09 — created for the Wed Sep 9 Kindle Fire debrief demo (study-partner mode) and the Aldi cycle. Same day: attach the Word text version, not the image-only VitalSource PDF; no textbook page numbers, cite headings; Chapter 2 VRIO spotlight added to the prompt, transcript, and map.</w:t>
       </w:r>
     </w:p>
     <w:sectPr>
